--- a/uploads/Proposta/PropostaOPERACIONAL_SET EXPO _.docx
+++ b/uploads/Proposta/PropostaOPERACIONAL_SET EXPO _.docx
@@ -389,7 +389,7 @@
                 <w:szCs w:val="24"/>
                 <w:u w:val="single"/>
               </w:rPr>
-              <w:t xml:space="preserve">15/08/2025 ATÉ: 15/08/2025</w:t>
+              <w:t xml:space="preserve">14/08/2026 ATÉ: 14/08/2026</w:t>
             </w:r>
           </w:p>
         </w:tc>
@@ -445,7 +445,7 @@
                 <w:szCs w:val="24"/>
                 <w:u w:val="single"/>
               </w:rPr>
-              <w:t xml:space="preserve">16/08/2025 ATÉ: 18/08/2025</w:t>
+              <w:t xml:space="preserve">15/08/2026 ATÉ: 17/08/2026</w:t>
             </w:r>
           </w:p>
         </w:tc>
@@ -501,7 +501,7 @@
                 <w:szCs w:val="24"/>
                 <w:u w:val="single"/>
               </w:rPr>
-              <w:t xml:space="preserve">18/08/2025 ATÉ: 21/08/2025</w:t>
+              <w:t xml:space="preserve">18/08/2026 ATÉ: 20/08/2026</w:t>
             </w:r>
           </w:p>
         </w:tc>
@@ -564,7 +564,7 @@
                 <w:szCs w:val="24"/>
                 <w:u w:val="single"/>
               </w:rPr>
-              <w:t xml:space="preserve">22/08/2025 ATÉ: 22/08/2025</w:t>
+              <w:t xml:space="preserve">21/08/2026 ATÉ: 21/08/2026</w:t>
             </w:r>
           </w:p>
         </w:tc>
@@ -630,6 +630,16 @@
             </w:rPr>
             <w:t xml:space="preserve"/>
             <w:br/>
+            <w:t xml:space="preserve"> Sistema on-line para a análise do projeto e documentação;</w:t>
+            <w:br/>
+            <w:t xml:space="preserve"> Análise dos projetos de acordo com as normas de montagem do evento;</w:t>
+            <w:br/>
+            <w:t xml:space="preserve"> Recebimento da documentação dos estandes: (A.R.T. ou R.R.T. e Termo de Responsabilidade);</w:t>
+            <w:br/>
+            <w:t xml:space="preserve"/>
+            <w:br/>
+            <w:t xml:space="preserve">• 1 Analista De Projetos, 60 Diária(s), de: 17/06/2026 até: 15/08/2026</w:t>
+            <w:br/>
             <w:t xml:space="preserve"/>
             <w:br/>
             <w:t xml:space="preserve"/>
@@ -644,7 +654,7 @@
               <w:i/>
               <w:rFonts w:ascii="Abel" w:hAnsi="Abel" w:cs="Abel"/>
             </w:rPr>
-            <w:t xml:space="preserve">ANÁLISE DE PROJETOS VIA SISTEMA</w:t>
+            <w:t xml:space="preserve">ATUALIZAÇÃO DE PLANTA</w:t>
           </w:r>
           <w:r>
             <w:rPr>
@@ -652,27 +662,13 @@
             </w:rPr>
             <w:t xml:space="preserve"/>
             <w:br/>
-            <w:t xml:space="preserve"> Sistema on-line para a análise do projeto e documentação;</w:t>
+            <w:t xml:space="preserve">● Atualização da Planta (2x por semana via e-mail)</w:t>
             <w:br/>
-            <w:t xml:space="preserve"> Análise dos projetos de acordo com as normas de montagem do evento;</w:t>
-            <w:br/>
-            <w:t xml:space="preserve"> Recebimento da documentação dos estandes: (A.R.T. ou R.R.T. e Termo de Responsabilidade);</w:t>
+            <w:t xml:space="preserve">● Suporte Técnico durante a Comercialização</w:t>
             <w:br/>
             <w:t xml:space="preserve"/>
             <w:br/>
-            <w:t xml:space="preserve">• 1 Sistema AnáLise De Projetos, 1 Diária(s), de: 15/08/2025 até: 15/08/2025</w:t>
-            <w:br/>
-            <w:t xml:space="preserve"/>
-            <w:br/>
-            <w:t xml:space="preserve">• 1 Analista De Projetos, 60 Diária(s), de: 17/06/2025 até: 15/08/2025</w:t>
-            <w:br/>
-            <w:t xml:space="preserve"/>
-            <w:br/>
-            <w:t xml:space="preserve">PRODUTOR</w:t>
-            <w:br/>
-            <w:t xml:space="preserve"/>
-            <w:br/>
-            <w:t xml:space="preserve">PRODUTOR</w:t>
+            <w:t xml:space="preserve">• 1 AtualizaçãO De Planta, (CRIAÇÃO DO PROJETO), 1 Diária(s), de: 14/08/2026 até: 14/08/2026</w:t>
           </w:r>
         </w:t>
       </w:r>
@@ -1002,7 +998,7 @@
           <w:sz w:val="24"/>
           <w:szCs w:val="24"/>
         </w:rPr>
-        <w:t xml:space="preserve">• 1 AtualizaçãO De Planta, (CRIAÇÃO DO PROJETO), 1 Diária(s), de: 15/08/2025 até: 15/08/2025</w:t>
+        <w:t xml:space="preserve">• 1 Coordenador Operacional 1, (MARCAÇÃO), 1 Diária(s), de: 14/08/2026 até: 14/08/2026</w:t>
       </w:r>
     </w:p>
     <w:p>
@@ -1022,7 +1018,7 @@
           <w:sz w:val="24"/>
           <w:szCs w:val="24"/>
         </w:rPr>
-        <w:t xml:space="preserve">• 1 Coordenador Operacional 1, (MARCAÇÃO), 1 Diária(s), de: 15/08/2025 até: 15/08/2025</w:t>
+        <w:t xml:space="preserve">• 1 Coordenador Operacional 1, 8 Diária(s), de: 14/08/2026 até: 21/08/2026</w:t>
       </w:r>
     </w:p>
     <w:p>
@@ -1042,7 +1038,7 @@
           <w:sz w:val="24"/>
           <w:szCs w:val="24"/>
         </w:rPr>
-        <w:t xml:space="preserve">• 4 Ajudante De MarcaçãO, 1 Diária(s), de: 15/08/2025 até: 15/08/2025</w:t>
+        <w:t xml:space="preserve">• 4 Fiscal De MarcaçãO, 1 Diária(s), de: 14/08/2026 até: 14/08/2026</w:t>
       </w:r>
     </w:p>
     <w:p>
@@ -1062,7 +1058,7 @@
           <w:sz w:val="24"/>
           <w:szCs w:val="24"/>
         </w:rPr>
-        <w:t xml:space="preserve">• 1 Coordenador Operacional 1, 8 Diária(s), de: 15/08/2025 até: 22/08/2025</w:t>
+        <w:t xml:space="preserve">• 2 Fiscal Diurno, 8 Diária(s), de: 14/08/2026 até: 21/08/2026</w:t>
       </w:r>
     </w:p>
     <w:p>
@@ -1082,7 +1078,7 @@
           <w:sz w:val="24"/>
           <w:szCs w:val="24"/>
         </w:rPr>
-        <w:t xml:space="preserve">• 2 Fiscal Diurno, 8 Diária(s), de: 15/08/2025 até: 22/08/2025</w:t>
+        <w:t xml:space="preserve">• 1 Fiscal Noturno, 8 Diária(s), de: 14/08/2026 até: 21/08/2026</w:t>
       </w:r>
     </w:p>
     <w:p>
@@ -1102,7 +1098,7 @@
           <w:sz w:val="24"/>
           <w:szCs w:val="24"/>
         </w:rPr>
-        <w:t xml:space="preserve">• 1 Fiscal Noturno, 8 Diária(s), de: 15/08/2025 até: 22/08/2025</w:t>
+        <w:t xml:space="preserve">• 1 Sistema AnáLise De Projetos, 1 Diária(s), de: 14/08/2026 até: 14/08/2026</w:t>
       </w:r>
     </w:p>
     <w:p>
@@ -1359,7 +1355,7 @@
           <w:sz w:val="24"/>
           <w:szCs w:val="24"/>
         </w:rPr>
-        <w:t xml:space="preserve">2025</w:t>
+        <w:t xml:space="preserve">2026</w:t>
       </w:r>
       <w:r>
         <w:rPr>
@@ -1377,7 +1373,7 @@
           <w:sz w:val="24"/>
           <w:szCs w:val="24"/>
         </w:rPr>
-        <w:t xml:space="preserve">R$ 55.897,00</w:t>
+        <w:t xml:space="preserve">R$ 60.465,96</w:t>
       </w:r>
       <w:r>
         <w:rPr>

--- a/uploads/Proposta/PropostaOPERACIONAL_SET EXPO _.docx
+++ b/uploads/Proposta/PropostaOPERACIONAL_SET EXPO _.docx
@@ -501,7 +501,7 @@
                 <w:szCs w:val="24"/>
                 <w:u w:val="single"/>
               </w:rPr>
-              <w:t xml:space="preserve">18/08/2026 ATÉ: 20/08/2026</w:t>
+              <w:t xml:space="preserve">17/08/2026 ATÉ: 20/08/2026</w:t>
             </w:r>
           </w:p>
         </w:tc>
@@ -638,7 +638,7 @@
             <w:br/>
             <w:t xml:space="preserve"/>
             <w:br/>
-            <w:t xml:space="preserve">• 1 Analista De Projetos, 60 Diária(s), de: 17/06/2026 até: 15/08/2026</w:t>
+            <w:t xml:space="preserve">• 1 Analista De Projetos, 60 Diária(s), de: 16/06/2026 até: 14/08/2026</w:t>
             <w:br/>
             <w:t xml:space="preserve"/>
             <w:br/>
@@ -668,7 +668,7 @@
             <w:br/>
             <w:t xml:space="preserve"/>
             <w:br/>
-            <w:t xml:space="preserve">• 1 AtualizaçãO De Planta, (CRIAÇÃO DO PROJETO), 1 Diária(s), de: 14/08/2026 até: 14/08/2026</w:t>
+            <w:t xml:space="preserve">• 1 AtualizaçãO De Planta, (PLANTA TÉCNICA), 1 Diária(s), de: 14/08/2026 até: 14/08/2026</w:t>
           </w:r>
         </w:t>
       </w:r>
@@ -998,6 +998,26 @@
           <w:sz w:val="24"/>
           <w:szCs w:val="24"/>
         </w:rPr>
+        <w:t xml:space="preserve">• 1 Coordenador Operacional 1, (GERENTE), 7 Diária(s), de: 15/08/2026 até: 21/08/2026</w:t>
+      </w:r>
+    </w:p>
+    <w:p>
+      <w:pPr>
+        <w:pStyle w:val="PargrafodaLista"/>
+        <w:spacing w:line="285" w:lineRule="atLeast"/>
+        <w:ind w:left="0"/>
+        <w:rPr>
+          <w:rFonts w:ascii="Abel" w:hAnsi="Abel"/>
+          <w:sz w:val="24"/>
+          <w:szCs w:val="24"/>
+        </w:rPr>
+      </w:pPr>
+      <w:r>
+        <w:rPr>
+          <w:rFonts w:ascii="Abel" w:hAnsi="Abel"/>
+          <w:sz w:val="24"/>
+          <w:szCs w:val="24"/>
+        </w:rPr>
         <w:t xml:space="preserve">• 1 Coordenador Operacional 1, (MARCAÇÃO), 1 Diária(s), de: 14/08/2026 até: 14/08/2026</w:t>
       </w:r>
     </w:p>
@@ -1018,26 +1038,6 @@
           <w:sz w:val="24"/>
           <w:szCs w:val="24"/>
         </w:rPr>
-        <w:t xml:space="preserve">• 1 Coordenador Operacional 1, 8 Diária(s), de: 14/08/2026 até: 21/08/2026</w:t>
-      </w:r>
-    </w:p>
-    <w:p>
-      <w:pPr>
-        <w:pStyle w:val="PargrafodaLista"/>
-        <w:spacing w:line="285" w:lineRule="atLeast"/>
-        <w:ind w:left="0"/>
-        <w:rPr>
-          <w:rFonts w:ascii="Abel" w:hAnsi="Abel"/>
-          <w:sz w:val="24"/>
-          <w:szCs w:val="24"/>
-        </w:rPr>
-      </w:pPr>
-      <w:r>
-        <w:rPr>
-          <w:rFonts w:ascii="Abel" w:hAnsi="Abel"/>
-          <w:sz w:val="24"/>
-          <w:szCs w:val="24"/>
-        </w:rPr>
         <w:t xml:space="preserve">• 4 Fiscal De MarcaçãO, 1 Diária(s), de: 14/08/2026 até: 14/08/2026</w:t>
       </w:r>
     </w:p>
@@ -1058,7 +1058,7 @@
           <w:sz w:val="24"/>
           <w:szCs w:val="24"/>
         </w:rPr>
-        <w:t xml:space="preserve">• 2 Fiscal Diurno, 8 Diária(s), de: 14/08/2026 até: 21/08/2026</w:t>
+        <w:t xml:space="preserve">• 2 Fiscal Diurno, 7 Diária(s), de: 15/08/2026 até: 21/08/2026</w:t>
       </w:r>
     </w:p>
     <w:p>
@@ -1078,7 +1078,7 @@
           <w:sz w:val="24"/>
           <w:szCs w:val="24"/>
         </w:rPr>
-        <w:t xml:space="preserve">• 1 Fiscal Noturno, 8 Diária(s), de: 14/08/2026 até: 21/08/2026</w:t>
+        <w:t xml:space="preserve">• 1 Fiscal Noturno, 7 Diária(s), de: 14/08/2026 até: 20/08/2026</w:t>
       </w:r>
     </w:p>
     <w:p>
@@ -1373,7 +1373,7 @@
           <w:sz w:val="24"/>
           <w:szCs w:val="24"/>
         </w:rPr>
-        <w:t xml:space="preserve">R$ 60.465,96</w:t>
+        <w:t xml:space="preserve">R$ 49.328,28</w:t>
       </w:r>
       <w:r>
         <w:rPr>
@@ -1552,7 +1552,7 @@
           <w:i/>
           <w:iCs/>
         </w:rPr>
-        <w:t xml:space="preserve">25/02/2026</w:t>
+        <w:t xml:space="preserve">01/04/2026</w:t>
       </w:r>
     </w:p>
     <w:p>
